--- a/4BHELS_Projektarbeit-Antrag.docx
+++ b/4BHELS_Projektarbeit-Antrag.docx
@@ -43,7 +43,27 @@
         <w:rPr>
           <w:lang w:eastAsia="de-AT"/>
         </w:rPr>
-        <w:t>Ferngesteuertes Rc Car</w:t>
+        <w:t xml:space="preserve">Ferngesteuertes </w:t>
+      </w:r>
+      <w:proofErr w:type="spellStart"/>
+      <w:r>
+        <w:rPr>
+          <w:lang w:eastAsia="de-AT"/>
+        </w:rPr>
+        <w:t>Rc</w:t>
+      </w:r>
+      <w:proofErr w:type="spellEnd"/>
+      <w:r>
+        <w:rPr>
+          <w:lang w:eastAsia="de-AT"/>
+        </w:rPr>
+        <w:t xml:space="preserve"> Ca</w:t>
+      </w:r>
+      <w:r>
+        <w:rPr>
+          <w:lang w:eastAsia="de-AT"/>
+        </w:rPr>
+        <w:t>r</w:t>
       </w:r>
     </w:p>
     <w:p>
@@ -1192,9 +1212,15 @@
     </w:p>
     <w:p>
       <w:r>
-        <w:t>Reinhard Rzepa</w:t>
-      </w:r>
-    </w:p>
+        <w:t xml:space="preserve">Reinhard </w:t>
+      </w:r>
+      <w:proofErr w:type="spellStart"/>
+      <w:r>
+        <w:t>Rzepa</w:t>
+      </w:r>
+      <w:proofErr w:type="spellEnd"/>
+    </w:p>
+    <w:p/>
     <w:sectPr>
       <w:pgSz w:w="11906" w:h="16838"/>
       <w:pgMar w:top="1417" w:right="1417" w:bottom="1134" w:left="1417" w:header="708" w:footer="708" w:gutter="0"/>
@@ -1648,6 +1674,7 @@
   <w:style w:type="character" w:default="1" w:styleId="Absatz-Standardschriftart">
     <w:name w:val="Default Paragraph Font"/>
     <w:uiPriority w:val="1"/>
+    <w:semiHidden/>
     <w:unhideWhenUsed/>
   </w:style>
   <w:style w:type="table" w:default="1" w:styleId="NormaleTabelle">

--- a/4BHELS_Projektarbeit-Antrag.docx
+++ b/4BHELS_Projektarbeit-Antrag.docx
@@ -43,21 +43,19 @@
         <w:rPr>
           <w:lang w:eastAsia="de-AT"/>
         </w:rPr>
-        <w:t xml:space="preserve">Ferngesteuertes </w:t>
-      </w:r>
-      <w:proofErr w:type="spellStart"/>
-      <w:r>
-        <w:rPr>
-          <w:lang w:eastAsia="de-AT"/>
-        </w:rPr>
-        <w:t>Rc</w:t>
-      </w:r>
-      <w:proofErr w:type="spellEnd"/>
-      <w:r>
-        <w:rPr>
-          <w:lang w:eastAsia="de-AT"/>
-        </w:rPr>
-        <w:t xml:space="preserve"> Ca</w:t>
+        <w:t>Ferngesteuertes R</w:t>
+      </w:r>
+      <w:r>
+        <w:rPr>
+          <w:lang w:eastAsia="de-AT"/>
+        </w:rPr>
+        <w:t>C</w:t>
+      </w:r>
+      <w:r>
+        <w:rPr>
+          <w:lang w:eastAsia="de-AT"/>
+        </w:rPr>
+        <w:t>Ca</w:t>
       </w:r>
       <w:r>
         <w:rPr>
@@ -1212,13 +1210,8 @@
     </w:p>
     <w:p>
       <w:r>
-        <w:t xml:space="preserve">Reinhard </w:t>
-      </w:r>
-      <w:proofErr w:type="spellStart"/>
-      <w:r>
-        <w:t>Rzepa</w:t>
-      </w:r>
-      <w:proofErr w:type="spellEnd"/>
+        <w:t>Reinhard Rzepa</w:t>
+      </w:r>
     </w:p>
     <w:p/>
     <w:sectPr>

--- a/4BHELS_Projektarbeit-Antrag.docx
+++ b/4BHELS_Projektarbeit-Antrag.docx
@@ -582,7 +582,31 @@
         <w:rPr>
           <w:lang w:eastAsia="de-AT"/>
         </w:rPr>
-        <w:t>Die Aufgaben werden klar aufgeteilt: Leon übernimmt Mechanik</w:t>
+        <w:t>Leon</w:t>
+      </w:r>
+      <w:r>
+        <w:rPr>
+          <w:lang w:eastAsia="de-AT"/>
+        </w:rPr>
+        <w:t>:</w:t>
+      </w:r>
+      <w:r>
+        <w:rPr>
+          <w:lang w:eastAsia="de-AT"/>
+        </w:rPr>
+        <w:t xml:space="preserve"> </w:t>
+      </w:r>
+      <w:r>
+        <w:rPr>
+          <w:lang w:eastAsia="de-AT"/>
+        </w:rPr>
+        <w:tab/>
+      </w:r>
+      <w:r>
+        <w:rPr>
+          <w:lang w:eastAsia="de-AT"/>
+        </w:rPr>
+        <w:t>übernimmt Mechanik</w:t>
       </w:r>
       <w:r>
         <w:rPr>
@@ -594,7 +618,59 @@
         <w:rPr>
           <w:lang w:eastAsia="de-AT"/>
         </w:rPr>
-        <w:t xml:space="preserve"> Programmierung, Mario entwirft und fertigt das PCB</w:t>
+        <w:t xml:space="preserve"> Programmierung,</w:t>
+      </w:r>
+    </w:p>
+    <w:p>
+      <w:pPr>
+        <w:pStyle w:val="KeinLeerraum"/>
+        <w:rPr>
+          <w:lang w:eastAsia="de-AT"/>
+        </w:rPr>
+      </w:pPr>
+      <w:r>
+        <w:rPr>
+          <w:lang w:eastAsia="de-AT"/>
+        </w:rPr>
+        <w:tab/>
+      </w:r>
+    </w:p>
+    <w:p>
+      <w:pPr>
+        <w:pStyle w:val="KeinLeerraum"/>
+        <w:rPr>
+          <w:lang w:eastAsia="de-AT"/>
+        </w:rPr>
+      </w:pPr>
+      <w:r>
+        <w:rPr>
+          <w:lang w:eastAsia="de-AT"/>
+        </w:rPr>
+        <w:t>Mario</w:t>
+      </w:r>
+      <w:r>
+        <w:rPr>
+          <w:lang w:eastAsia="de-AT"/>
+        </w:rPr>
+        <w:t>:</w:t>
+      </w:r>
+      <w:r>
+        <w:rPr>
+          <w:lang w:eastAsia="de-AT"/>
+        </w:rPr>
+        <w:t xml:space="preserve"> </w:t>
+      </w:r>
+      <w:r>
+        <w:rPr>
+          <w:lang w:eastAsia="de-AT"/>
+        </w:rPr>
+        <w:tab/>
+      </w:r>
+      <w:r>
+        <w:rPr>
+          <w:lang w:eastAsia="de-AT"/>
+        </w:rPr>
+        <w:t>entwirft und fertigt das PCB</w:t>
       </w:r>
       <w:r>
         <w:rPr>
@@ -606,70 +682,225 @@
         <w:rPr>
           <w:lang w:eastAsia="de-AT"/>
         </w:rPr>
-        <w:t>. Es sollen die Kommunikation zwischen ESP und Endnutzer sowie die Funktion und Steuerung des Motors überprüft und gemessen werden.</w:t>
-      </w:r>
-    </w:p>
-    <w:p>
-      <w:pPr>
-        <w:pStyle w:val="KeinLeerraum"/>
-        <w:rPr>
-          <w:lang w:eastAsia="de-AT"/>
-        </w:rPr>
-      </w:pPr>
-    </w:p>
-    <w:p>
-      <w:pPr>
-        <w:pStyle w:val="KeinLeerraum"/>
-        <w:rPr>
-          <w:lang w:eastAsia="de-AT"/>
-        </w:rPr>
-      </w:pPr>
-    </w:p>
-    <w:p>
-      <w:pPr>
-        <w:pStyle w:val="KeinLeerraum"/>
-        <w:rPr>
-          <w:lang w:eastAsia="de-AT"/>
-        </w:rPr>
-      </w:pPr>
-    </w:p>
-    <w:p>
-      <w:pPr>
-        <w:pStyle w:val="KeinLeerraum"/>
-        <w:rPr>
-          <w:lang w:eastAsia="de-AT"/>
-        </w:rPr>
-      </w:pPr>
-    </w:p>
-    <w:p>
-      <w:pPr>
-        <w:pStyle w:val="KeinLeerraum"/>
-        <w:rPr>
-          <w:lang w:eastAsia="de-AT"/>
-        </w:rPr>
-      </w:pPr>
-    </w:p>
-    <w:p>
-      <w:pPr>
-        <w:pStyle w:val="KeinLeerraum"/>
-        <w:rPr>
-          <w:lang w:eastAsia="de-AT"/>
-        </w:rPr>
-      </w:pPr>
-    </w:p>
-    <w:p>
-      <w:pPr>
-        <w:pStyle w:val="KeinLeerraum"/>
-        <w:rPr>
-          <w:lang w:eastAsia="de-AT"/>
-        </w:rPr>
-      </w:pPr>
-    </w:p>
-    <w:p>
-      <w:pPr>
-        <w:rPr>
-          <w:sz w:val="24"/>
-          <w:szCs w:val="24"/>
+        <w:t>.</w:t>
+      </w:r>
+    </w:p>
+    <w:p>
+      <w:pPr>
+        <w:pStyle w:val="KeinLeerraum"/>
+        <w:rPr>
+          <w:lang w:eastAsia="de-AT"/>
+        </w:rPr>
+      </w:pPr>
+      <w:r>
+        <w:rPr>
+          <w:lang w:eastAsia="de-AT"/>
+        </w:rPr>
+        <w:tab/>
+      </w:r>
+    </w:p>
+    <w:p>
+      <w:pPr>
+        <w:pStyle w:val="KeinLeerraum"/>
+        <w:rPr>
+          <w:lang w:eastAsia="de-AT"/>
+        </w:rPr>
+      </w:pPr>
+    </w:p>
+    <w:p>
+      <w:pPr>
+        <w:pStyle w:val="KeinLeerraum"/>
+        <w:rPr>
+          <w:lang w:eastAsia="de-AT"/>
+        </w:rPr>
+      </w:pPr>
+      <w:r>
+        <w:rPr>
+          <w:lang w:eastAsia="de-AT"/>
+        </w:rPr>
+        <w:t>Messung:</w:t>
+      </w:r>
+      <w:r>
+        <w:rPr>
+          <w:lang w:eastAsia="de-AT"/>
+        </w:rPr>
+        <w:tab/>
+        <w:t>Messung der drei Phasen des Drehstroms des ESCs</w:t>
+      </w:r>
+      <w:r>
+        <w:rPr>
+          <w:lang w:eastAsia="de-AT"/>
+        </w:rPr>
+        <w:t xml:space="preserve"> und die Veränderung durch </w:t>
+      </w:r>
+      <w:r>
+        <w:rPr>
+          <w:lang w:eastAsia="de-AT"/>
+        </w:rPr>
+        <w:tab/>
+      </w:r>
+      <w:r>
+        <w:rPr>
+          <w:lang w:eastAsia="de-AT"/>
+        </w:rPr>
+        <w:tab/>
+        <w:t>die Geschwindigkeitsänderung.</w:t>
+      </w:r>
+    </w:p>
+    <w:p>
+      <w:pPr>
+        <w:pStyle w:val="KeinLeerraum"/>
+        <w:rPr>
+          <w:lang w:eastAsia="de-AT"/>
+        </w:rPr>
+      </w:pPr>
+      <w:r>
+        <w:rPr>
+          <w:lang w:eastAsia="de-AT"/>
+        </w:rPr>
+        <w:tab/>
+      </w:r>
+      <w:r>
+        <w:rPr>
+          <w:lang w:eastAsia="de-AT"/>
+        </w:rPr>
+        <w:tab/>
+      </w:r>
+    </w:p>
+    <w:p>
+      <w:pPr>
+        <w:pStyle w:val="KeinLeerraum"/>
+        <w:rPr>
+          <w:lang w:eastAsia="de-AT"/>
+        </w:rPr>
+      </w:pPr>
+      <w:r>
+        <w:rPr>
+          <w:lang w:eastAsia="de-AT"/>
+        </w:rPr>
+        <w:lastRenderedPageBreak/>
+        <w:tab/>
+      </w:r>
+      <w:r>
+        <w:rPr>
+          <w:lang w:eastAsia="de-AT"/>
+        </w:rPr>
+        <w:tab/>
+        <w:t>Messung der Kommunikation der Steuerung des ESP mithilfe eines Mobilgeräts.</w:t>
+      </w:r>
+    </w:p>
+    <w:p>
+      <w:pPr>
+        <w:pStyle w:val="KeinLeerraum"/>
+        <w:rPr>
+          <w:lang w:eastAsia="de-AT"/>
+        </w:rPr>
+      </w:pPr>
+    </w:p>
+    <w:p>
+      <w:pPr>
+        <w:pStyle w:val="KeinLeerraum"/>
+        <w:rPr>
+          <w:lang w:eastAsia="de-AT"/>
+        </w:rPr>
+      </w:pPr>
+      <w:r>
+        <w:rPr>
+          <w:lang w:eastAsia="de-AT"/>
+        </w:rPr>
+        <w:tab/>
+      </w:r>
+      <w:r>
+        <w:rPr>
+          <w:lang w:eastAsia="de-AT"/>
+        </w:rPr>
+        <w:tab/>
+      </w:r>
+      <w:r>
+        <w:rPr>
+          <w:lang w:eastAsia="de-AT"/>
+        </w:rPr>
+        <w:t>Messung der richtigen Einstellung der Spannung durch USB PD</w:t>
+      </w:r>
+    </w:p>
+    <w:p>
+      <w:pPr>
+        <w:pStyle w:val="KeinLeerraum"/>
+        <w:rPr>
+          <w:lang w:eastAsia="de-AT"/>
+        </w:rPr>
+      </w:pPr>
+    </w:p>
+    <w:p>
+      <w:pPr>
+        <w:pStyle w:val="KeinLeerraum"/>
+        <w:rPr>
+          <w:lang w:eastAsia="de-AT"/>
+        </w:rPr>
+      </w:pPr>
+      <w:r>
+        <w:rPr>
+          <w:lang w:eastAsia="de-AT"/>
+        </w:rPr>
+        <w:tab/>
+      </w:r>
+      <w:r>
+        <w:rPr>
+          <w:lang w:eastAsia="de-AT"/>
+        </w:rPr>
+        <w:tab/>
+        <w:t>Messung der Ladespannung</w:t>
+      </w:r>
+    </w:p>
+    <w:p>
+      <w:pPr>
+        <w:pStyle w:val="KeinLeerraum"/>
+        <w:rPr>
+          <w:lang w:eastAsia="de-AT"/>
+        </w:rPr>
+      </w:pPr>
+    </w:p>
+    <w:p>
+      <w:pPr>
+        <w:pStyle w:val="KeinLeerraum"/>
+        <w:rPr>
+          <w:lang w:eastAsia="de-AT"/>
+        </w:rPr>
+      </w:pPr>
+      <w:r>
+        <w:rPr>
+          <w:lang w:eastAsia="de-AT"/>
+        </w:rPr>
+        <w:tab/>
+      </w:r>
+      <w:r>
+        <w:rPr>
+          <w:lang w:eastAsia="de-AT"/>
+        </w:rPr>
+        <w:tab/>
+        <w:t>Messung der Steuersignals für den Servo</w:t>
+      </w:r>
+    </w:p>
+    <w:p>
+      <w:pPr>
+        <w:pStyle w:val="KeinLeerraum"/>
+        <w:rPr>
+          <w:lang w:eastAsia="de-AT"/>
+        </w:rPr>
+      </w:pPr>
+    </w:p>
+    <w:p>
+      <w:pPr>
+        <w:pStyle w:val="KeinLeerraum"/>
+        <w:rPr>
+          <w:lang w:eastAsia="de-AT"/>
+        </w:rPr>
+      </w:pPr>
+    </w:p>
+    <w:p>
+      <w:pPr>
+        <w:pStyle w:val="KeinLeerraum"/>
+        <w:rPr>
           <w:lang w:eastAsia="de-AT"/>
         </w:rPr>
       </w:pPr>
@@ -721,33 +952,83 @@
           <w:lang w:eastAsia="de-AT"/>
         </w:rPr>
       </w:pPr>
-    </w:p>
-    <w:p>
-      <w:pPr>
-        <w:pStyle w:val="KeinLeerraum"/>
-        <w:rPr>
-          <w:lang w:eastAsia="de-AT"/>
-        </w:rPr>
-      </w:pPr>
-      <w:r>
-        <w:rPr>
-          <w:lang w:eastAsia="de-AT"/>
-        </w:rPr>
-        <w:t>Kommunikation von ESP zu Endnutzer: stabile und zuverlässige Steuerung über WLAN und Funk</w:t>
-      </w:r>
-    </w:p>
-    <w:p>
-      <w:pPr>
-        <w:pStyle w:val="KeinLeerraum"/>
-        <w:rPr>
-          <w:lang w:eastAsia="de-AT"/>
-        </w:rPr>
-      </w:pPr>
-      <w:r>
-        <w:rPr>
-          <w:lang w:eastAsia="de-AT"/>
-        </w:rPr>
-        <w:t>Motorsteuerung: korrekt dimensionierter und angesteuerter Motor für den Antrieb des Fahrzeugs</w:t>
+      <w:r>
+        <w:rPr>
+          <w:lang w:eastAsia="de-AT"/>
+        </w:rPr>
+        <w:t>Mario:</w:t>
+      </w:r>
+      <w:r>
+        <w:rPr>
+          <w:lang w:eastAsia="de-AT"/>
+        </w:rPr>
+        <w:t xml:space="preserve"> </w:t>
+      </w:r>
+      <w:r>
+        <w:rPr>
+          <w:lang w:eastAsia="de-AT"/>
+        </w:rPr>
+        <w:t>Motorsteuerung: korrekt dimensionierter und angesteuerter Motor für den Antrieb des Fahrze</w:t>
+      </w:r>
+      <w:r>
+        <w:rPr>
+          <w:lang w:eastAsia="de-AT"/>
+        </w:rPr>
+        <w:t>ugs</w:t>
+      </w:r>
+    </w:p>
+    <w:p>
+      <w:pPr>
+        <w:pStyle w:val="KeinLeerraum"/>
+        <w:rPr>
+          <w:lang w:eastAsia="de-AT"/>
+        </w:rPr>
+      </w:pPr>
+      <w:r>
+        <w:rPr>
+          <w:lang w:eastAsia="de-AT"/>
+        </w:rPr>
+        <w:t xml:space="preserve">Korrekt dimensionierter Antriebs Motor und Lenk Servo, </w:t>
+      </w:r>
+    </w:p>
+    <w:p>
+      <w:pPr>
+        <w:pStyle w:val="KeinLeerraum"/>
+        <w:rPr>
+          <w:lang w:eastAsia="de-AT"/>
+        </w:rPr>
+      </w:pPr>
+    </w:p>
+    <w:p>
+      <w:pPr>
+        <w:pStyle w:val="KeinLeerraum"/>
+        <w:rPr>
+          <w:lang w:eastAsia="de-AT"/>
+        </w:rPr>
+      </w:pPr>
+      <w:r>
+        <w:rPr>
+          <w:lang w:eastAsia="de-AT"/>
+        </w:rPr>
+        <w:t>Leon:</w:t>
+      </w:r>
+      <w:r>
+        <w:rPr>
+          <w:lang w:eastAsia="de-AT"/>
+        </w:rPr>
+        <w:t xml:space="preserve"> </w:t>
+      </w:r>
+      <w:r>
+        <w:rPr>
+          <w:lang w:eastAsia="de-AT"/>
+        </w:rPr>
+        <w:t>Kommunikation von ESP zu Endnutzer: stabile und zuverlässige Steuerung über WLAN</w:t>
+      </w:r>
+      <w:r>
+        <w:rPr>
+          <w:lang w:eastAsia="de-AT"/>
+        </w:rPr>
+        <w:t>.</w:t>
       </w:r>
     </w:p>
     <w:p>
@@ -936,6 +1217,15 @@
                 <w:lang w:eastAsia="de-AT"/>
               </w:rPr>
             </w:pPr>
+            <w:r>
+              <w:rPr>
+                <w:color w:val="000000"/>
+                <w:sz w:val="20"/>
+                <w:szCs w:val="20"/>
+                <w:lang w:eastAsia="de-AT"/>
+              </w:rPr>
+              <w:t>24.10</w:t>
+            </w:r>
           </w:p>
         </w:tc>
         <w:tc>
@@ -980,6 +1270,68 @@
                 <w:lang w:eastAsia="de-AT"/>
               </w:rPr>
             </w:pPr>
+            <w:r>
+              <w:rPr>
+                <w:color w:val="000000"/>
+                <w:sz w:val="20"/>
+                <w:szCs w:val="20"/>
+                <w:lang w:eastAsia="de-AT"/>
+              </w:rPr>
+              <w:t>21.11</w:t>
+            </w:r>
+          </w:p>
+        </w:tc>
+        <w:tc>
+          <w:tcPr>
+            <w:tcW w:w="7649" w:type="dxa"/>
+          </w:tcPr>
+          <w:p>
+            <w:pPr>
+              <w:rPr>
+                <w:color w:val="000000"/>
+                <w:sz w:val="20"/>
+                <w:szCs w:val="20"/>
+                <w:lang w:eastAsia="de-AT"/>
+              </w:rPr>
+            </w:pPr>
+            <w:r>
+              <w:rPr>
+                <w:color w:val="000000"/>
+                <w:sz w:val="20"/>
+                <w:szCs w:val="20"/>
+                <w:lang w:eastAsia="de-AT"/>
+              </w:rPr>
+              <w:t>Print gefertigt und bestellt</w:t>
+            </w:r>
+          </w:p>
+        </w:tc>
+      </w:tr>
+      <w:tr>
+        <w:trPr>
+          <w:trHeight w:val="567"/>
+        </w:trPr>
+        <w:tc>
+          <w:tcPr>
+            <w:tcW w:w="1413" w:type="dxa"/>
+          </w:tcPr>
+          <w:p>
+            <w:pPr>
+              <w:rPr>
+                <w:color w:val="000000"/>
+                <w:sz w:val="20"/>
+                <w:szCs w:val="20"/>
+                <w:lang w:eastAsia="de-AT"/>
+              </w:rPr>
+            </w:pPr>
+            <w:r>
+              <w:rPr>
+                <w:color w:val="000000"/>
+                <w:sz w:val="20"/>
+                <w:szCs w:val="20"/>
+                <w:lang w:eastAsia="de-AT"/>
+              </w:rPr>
+              <w:t>23.12</w:t>
+            </w:r>
           </w:p>
         </w:tc>
         <w:tc>
@@ -1024,6 +1376,33 @@
                 <w:lang w:eastAsia="de-AT"/>
               </w:rPr>
             </w:pPr>
+            <w:r>
+              <w:rPr>
+                <w:color w:val="000000"/>
+                <w:sz w:val="20"/>
+                <w:szCs w:val="20"/>
+                <w:lang w:eastAsia="de-AT"/>
+              </w:rPr>
+              <w:t>13</w:t>
+            </w:r>
+            <w:r>
+              <w:rPr>
+                <w:color w:val="000000"/>
+                <w:sz w:val="20"/>
+                <w:szCs w:val="20"/>
+                <w:lang w:eastAsia="de-AT"/>
+              </w:rPr>
+              <w:t>.0</w:t>
+            </w:r>
+            <w:r>
+              <w:rPr>
+                <w:color w:val="000000"/>
+                <w:sz w:val="20"/>
+                <w:szCs w:val="20"/>
+                <w:lang w:eastAsia="de-AT"/>
+              </w:rPr>
+              <w:t>2</w:t>
+            </w:r>
           </w:p>
         </w:tc>
         <w:tc>
@@ -1046,7 +1425,7 @@
                 <w:szCs w:val="20"/>
                 <w:lang w:eastAsia="de-AT"/>
               </w:rPr>
-              <w:t>Print gefertigt und bestellt</w:t>
+              <w:t>Prototyp gefertigt</w:t>
             </w:r>
           </w:p>
         </w:tc>
@@ -1068,6 +1447,15 @@
                 <w:lang w:eastAsia="de-AT"/>
               </w:rPr>
             </w:pPr>
+            <w:r>
+              <w:rPr>
+                <w:color w:val="000000"/>
+                <w:sz w:val="20"/>
+                <w:szCs w:val="20"/>
+                <w:lang w:eastAsia="de-AT"/>
+              </w:rPr>
+              <w:t>13.03</w:t>
+            </w:r>
           </w:p>
         </w:tc>
         <w:tc>
@@ -1090,69 +1478,7 @@
                 <w:szCs w:val="20"/>
                 <w:lang w:eastAsia="de-AT"/>
               </w:rPr>
-              <w:t xml:space="preserve">Prototyp </w:t>
-            </w:r>
-            <w:r>
-              <w:rPr>
-                <w:color w:val="000000"/>
-                <w:sz w:val="20"/>
-                <w:szCs w:val="20"/>
-                <w:lang w:eastAsia="de-AT"/>
-              </w:rPr>
-              <w:t>gefertigt</w:t>
-            </w:r>
-          </w:p>
-        </w:tc>
-      </w:tr>
-      <w:tr>
-        <w:trPr>
-          <w:trHeight w:val="567"/>
-        </w:trPr>
-        <w:tc>
-          <w:tcPr>
-            <w:tcW w:w="1413" w:type="dxa"/>
-          </w:tcPr>
-          <w:p>
-            <w:pPr>
-              <w:rPr>
-                <w:color w:val="000000"/>
-                <w:sz w:val="20"/>
-                <w:szCs w:val="20"/>
-                <w:lang w:eastAsia="de-AT"/>
-              </w:rPr>
-            </w:pPr>
-          </w:p>
-        </w:tc>
-        <w:tc>
-          <w:tcPr>
-            <w:tcW w:w="7649" w:type="dxa"/>
-          </w:tcPr>
-          <w:p>
-            <w:pPr>
-              <w:rPr>
-                <w:color w:val="000000"/>
-                <w:sz w:val="20"/>
-                <w:szCs w:val="20"/>
-                <w:lang w:eastAsia="de-AT"/>
-              </w:rPr>
-            </w:pPr>
-            <w:r>
-              <w:rPr>
-                <w:color w:val="000000"/>
-                <w:sz w:val="20"/>
-                <w:szCs w:val="20"/>
-                <w:lang w:eastAsia="de-AT"/>
-              </w:rPr>
-              <w:t xml:space="preserve">Erste Messung erfolgreich </w:t>
-            </w:r>
-            <w:r>
-              <w:rPr>
-                <w:color w:val="000000"/>
-                <w:sz w:val="20"/>
-                <w:szCs w:val="20"/>
-                <w:lang w:eastAsia="de-AT"/>
-              </w:rPr>
-              <w:t>durchgeführt</w:t>
+              <w:t>Erste Messung erfolgreich durchgeführt</w:t>
             </w:r>
           </w:p>
         </w:tc>
